--- a/HTML_CSS_JS.docx
+++ b/HTML_CSS_JS.docx
@@ -138,17 +138,6 @@
         </w:numPr>
       </w:pPr>
       <w:r>
-        <w:t xml:space="preserve">Add items to a cart </w:t>
-      </w:r>
-    </w:p>
-    <w:p>
-      <w:pPr>
-        <w:numPr>
-          <w:ilvl w:val="0"/>
-          <w:numId w:val="1"/>
-        </w:numPr>
-      </w:pPr>
-      <w:r>
         <w:t xml:space="preserve">Fill out a checkout form with proper validations </w:t>
       </w:r>
     </w:p>
@@ -186,16 +175,11 @@
           <w:numId w:val="2"/>
         </w:numPr>
       </w:pPr>
-      <w:proofErr w:type="spellStart"/>
       <w:r>
         <w:t>d</w:t>
       </w:r>
       <w:r>
-        <w:t>ivs</w:t>
-      </w:r>
-      <w:proofErr w:type="spellEnd"/>
-      <w:r>
-        <w:t xml:space="preserve"> </w:t>
+        <w:t xml:space="preserve">ivs </w:t>
       </w:r>
     </w:p>
     <w:p>
@@ -336,6 +320,13 @@
         </w:rPr>
         <w:t xml:space="preserve"> (index.html)</w:t>
       </w:r>
+      <w:r>
+        <w:rPr>
+          <w:b/>
+          <w:bCs/>
+        </w:rPr>
+        <w:t xml:space="preserve">  -- 20 marks</w:t>
+      </w:r>
     </w:p>
     <w:p>
       <w:pPr>
@@ -367,6 +358,9 @@
       <w:r>
         <w:t xml:space="preserve">links (&lt;a&gt;) </w:t>
       </w:r>
+      <w:r>
+        <w:t xml:space="preserve">   </w:t>
+      </w:r>
     </w:p>
     <w:p>
       <w:pPr>
@@ -387,7 +381,6 @@
         </w:numPr>
       </w:pPr>
       <w:r>
-        <w:lastRenderedPageBreak/>
         <w:t xml:space="preserve">Products </w:t>
       </w:r>
     </w:p>
@@ -399,17 +392,7 @@
         </w:numPr>
       </w:pPr>
       <w:r>
-        <w:t xml:space="preserve">Cart </w:t>
-      </w:r>
-    </w:p>
-    <w:p>
-      <w:pPr>
-        <w:numPr>
-          <w:ilvl w:val="1"/>
-          <w:numId w:val="4"/>
-        </w:numPr>
-      </w:pPr>
-      <w:r>
+        <w:lastRenderedPageBreak/>
         <w:t xml:space="preserve">Contact </w:t>
       </w:r>
     </w:p>
@@ -421,15 +404,7 @@
         </w:numPr>
       </w:pPr>
       <w:r>
-        <w:t>Banner image (&lt;</w:t>
-      </w:r>
-      <w:proofErr w:type="spellStart"/>
-      <w:r>
-        <w:t>img</w:t>
-      </w:r>
-      <w:proofErr w:type="spellEnd"/>
-      <w:r>
-        <w:t xml:space="preserve">&gt;) </w:t>
+        <w:t xml:space="preserve">Banner image (&lt;img&gt;) </w:t>
       </w:r>
     </w:p>
     <w:p>
@@ -465,6 +440,13 @@
         </w:rPr>
         <w:t xml:space="preserve"> (products.html)</w:t>
       </w:r>
+      <w:r>
+        <w:rPr>
+          <w:b/>
+          <w:bCs/>
+        </w:rPr>
+        <w:t xml:space="preserve"> -  50 marks</w:t>
+      </w:r>
     </w:p>
     <w:p>
       <w:pPr>
@@ -502,10 +484,7 @@
         </w:numPr>
       </w:pPr>
       <w:r>
-        <w:t xml:space="preserve">Each product must </w:t>
-      </w:r>
-      <w:r>
-        <w:t>include</w:t>
+        <w:t>Each product must include</w:t>
       </w:r>
       <w:r>
         <w:t xml:space="preserve"> inside the &lt;div&gt; tag</w:t>
@@ -572,7 +551,19 @@
         <w:rPr>
           <w:highlight w:val="yellow"/>
         </w:rPr>
-        <w:t>button</w:t>
+        <w:t>B</w:t>
+      </w:r>
+      <w:r>
+        <w:rPr>
+          <w:highlight w:val="yellow"/>
+        </w:rPr>
+        <w:t>utton</w:t>
+      </w:r>
+      <w:r>
+        <w:rPr>
+          <w:highlight w:val="yellow"/>
+        </w:rPr>
+        <w:t xml:space="preserve"> or anchor tag to move to Products detail page (3)</w:t>
       </w:r>
     </w:p>
     <w:p>
@@ -617,23 +608,7 @@
           <w:b/>
           <w:bCs/>
         </w:rPr>
-        <w:t xml:space="preserve"> (this should come when somebody </w:t>
-      </w:r>
-      <w:proofErr w:type="gramStart"/>
-      <w:r>
-        <w:rPr>
-          <w:b/>
-          <w:bCs/>
-        </w:rPr>
-        <w:t>click</w:t>
-      </w:r>
-      <w:proofErr w:type="gramEnd"/>
-      <w:r>
-        <w:rPr>
-          <w:b/>
-          <w:bCs/>
-        </w:rPr>
-        <w:t xml:space="preserve"> on</w:t>
+        <w:t xml:space="preserve"> (this should come when somebody click on</w:t>
       </w:r>
       <w:r>
         <w:rPr>
@@ -641,6 +616,34 @@
           <w:bCs/>
         </w:rPr>
         <w:t xml:space="preserve"> yellow highlighted button above)</w:t>
+      </w:r>
+      <w:r>
+        <w:rPr>
+          <w:b/>
+          <w:bCs/>
+        </w:rPr>
+        <w:t xml:space="preserve"> </w:t>
+      </w:r>
+      <w:r>
+        <w:rPr>
+          <w:b/>
+          <w:bCs/>
+        </w:rPr>
+        <w:t>–</w:t>
+      </w:r>
+      <w:r>
+        <w:rPr>
+          <w:b/>
+          <w:bCs/>
+        </w:rPr>
+        <w:t xml:space="preserve"> </w:t>
+      </w:r>
+      <w:r>
+        <w:rPr>
+          <w:b/>
+          <w:bCs/>
+        </w:rPr>
+        <w:t>10 marks</w:t>
       </w:r>
     </w:p>
     <w:p>
@@ -713,6 +716,13 @@
         </w:rPr>
         <w:t xml:space="preserve"> (checkout.html)</w:t>
       </w:r>
+      <w:r>
+        <w:rPr>
+          <w:b/>
+          <w:bCs/>
+        </w:rPr>
+        <w:t xml:space="preserve"> – 10 marks</w:t>
+      </w:r>
     </w:p>
     <w:p>
       <w:r>
@@ -764,7 +774,6 @@
         </w:numPr>
       </w:pPr>
       <w:r>
-        <w:lastRenderedPageBreak/>
         <w:t xml:space="preserve">Phone Number </w:t>
       </w:r>
     </w:p>
@@ -787,6 +796,7 @@
         </w:numPr>
       </w:pPr>
       <w:r>
+        <w:lastRenderedPageBreak/>
         <w:t xml:space="preserve">City </w:t>
       </w:r>
     </w:p>
@@ -922,6 +932,13 @@
         </w:rPr>
         <w:t xml:space="preserve"> (contact.html)</w:t>
       </w:r>
+      <w:r>
+        <w:rPr>
+          <w:b/>
+          <w:bCs/>
+        </w:rPr>
+        <w:t xml:space="preserve"> – 10 marks</w:t>
+      </w:r>
     </w:p>
     <w:p>
       <w:pPr>
@@ -986,15 +1003,7 @@
         </w:numPr>
       </w:pPr>
       <w:r>
-        <w:t>Use &lt;</w:t>
-      </w:r>
-      <w:proofErr w:type="spellStart"/>
-      <w:r>
-        <w:t>textarea</w:t>
-      </w:r>
-      <w:proofErr w:type="spellEnd"/>
-      <w:r>
-        <w:t xml:space="preserve">&gt; </w:t>
+        <w:t xml:space="preserve">Use &lt;textarea&gt; </w:t>
       </w:r>
     </w:p>
     <w:p>
@@ -1082,13 +1091,8 @@
           <w:numId w:val="12"/>
         </w:numPr>
       </w:pPr>
-      <w:proofErr w:type="gramStart"/>
-      <w:r>
-        <w:t>Form</w:t>
-      </w:r>
-      <w:proofErr w:type="gramEnd"/>
-      <w:r>
-        <w:t xml:space="preserve"> validation (mandatory) </w:t>
+      <w:r>
+        <w:t xml:space="preserve">Form validation (mandatory) </w:t>
       </w:r>
     </w:p>
     <w:p>
@@ -1099,31 +1103,23 @@
         </w:numPr>
       </w:pPr>
       <w:r>
+        <w:t xml:space="preserve">Alert or confirmation on successful order </w:t>
+      </w:r>
+    </w:p>
+    <w:p/>
+    <w:p>
+      <w:pPr>
+        <w:rPr>
+          <w:b/>
+          <w:bCs/>
+        </w:rPr>
+      </w:pPr>
+      <w:r>
+        <w:rPr>
+          <w:b/>
+          <w:bCs/>
+        </w:rPr>
         <w:lastRenderedPageBreak/>
-        <w:t xml:space="preserve">Alert or confirmation </w:t>
-      </w:r>
-      <w:proofErr w:type="gramStart"/>
-      <w:r>
-        <w:t>on</w:t>
-      </w:r>
-      <w:proofErr w:type="gramEnd"/>
-      <w:r>
-        <w:t xml:space="preserve"> successful order </w:t>
-      </w:r>
-    </w:p>
-    <w:p/>
-    <w:p>
-      <w:pPr>
-        <w:rPr>
-          <w:b/>
-          <w:bCs/>
-        </w:rPr>
-      </w:pPr>
-      <w:r>
-        <w:rPr>
-          <w:b/>
-          <w:bCs/>
-        </w:rPr>
         <w:t>Project Structure</w:t>
       </w:r>
     </w:p>
@@ -1169,10 +1165,7 @@
         <w:t>──</w:t>
       </w:r>
       <w:r>
-        <w:t xml:space="preserve"> products.html</w:t>
-      </w:r>
-      <w:r>
-        <w:t xml:space="preserve"> </w:t>
+        <w:t xml:space="preserve"> products.html </w:t>
       </w:r>
       <w:r>
         <w:br/>
@@ -1235,15 +1228,7 @@
         <w:t>──</w:t>
       </w:r>
       <w:r>
-        <w:t xml:space="preserve"> </w:t>
-      </w:r>
-      <w:proofErr w:type="spellStart"/>
-      <w:r>
-        <w:t>css</w:t>
-      </w:r>
-      <w:proofErr w:type="spellEnd"/>
-      <w:r>
-        <w:t>/</w:t>
+        <w:t xml:space="preserve"> css/</w:t>
       </w:r>
       <w:r>
         <w:br/>
@@ -1291,15 +1276,7 @@
         <w:t>──</w:t>
       </w:r>
       <w:r>
-        <w:t xml:space="preserve"> </w:t>
-      </w:r>
-      <w:proofErr w:type="spellStart"/>
-      <w:r>
-        <w:t>js</w:t>
-      </w:r>
-      <w:proofErr w:type="spellEnd"/>
-      <w:r>
-        <w:t>/</w:t>
+        <w:t xml:space="preserve"> js/</w:t>
       </w:r>
       <w:r>
         <w:br/>
@@ -1369,39 +1346,15 @@
     </w:p>
     <w:p>
       <w:r>
-        <w:t xml:space="preserve">function </w:t>
-      </w:r>
-      <w:proofErr w:type="spellStart"/>
-      <w:r>
-        <w:t>validateForm</w:t>
-      </w:r>
-      <w:proofErr w:type="spellEnd"/>
-      <w:r>
-        <w:t>() {</w:t>
+        <w:t>function validateForm() {</w:t>
       </w:r>
       <w:r>
         <w:br/>
-        <w:t xml:space="preserve">    let name = </w:t>
-      </w:r>
-      <w:proofErr w:type="spellStart"/>
-      <w:r>
-        <w:t>document.getElementById</w:t>
-      </w:r>
-      <w:proofErr w:type="spellEnd"/>
-      <w:r>
-        <w:t>("name").value;</w:t>
+        <w:t xml:space="preserve">    let name = document.getElementById("name").value;</w:t>
       </w:r>
       <w:r>
         <w:br/>
-        <w:t xml:space="preserve">    let phone = </w:t>
-      </w:r>
-      <w:proofErr w:type="spellStart"/>
-      <w:r>
-        <w:t>document.getElementById</w:t>
-      </w:r>
-      <w:proofErr w:type="spellEnd"/>
-      <w:r>
-        <w:t>("phone").value;</w:t>
+        <w:t xml:space="preserve">    let phone = document.getElementById("phone").value;</w:t>
       </w:r>
       <w:r>
         <w:br/>
@@ -3896,6 +3849,7 @@
   <w:style w:type="character" w:default="1" w:styleId="DefaultParagraphFont">
     <w:name w:val="Default Paragraph Font"/>
     <w:uiPriority w:val="1"/>
+    <w:semiHidden/>
     <w:unhideWhenUsed/>
   </w:style>
   <w:style w:type="table" w:default="1" w:styleId="TableNormal">
